--- a/cv/RanCV.docx
+++ b/cv/RanCV.docx
@@ -81,7 +81,7 @@
                 <w:sz w:val="22"/>
                 <w:szCs w:val="22"/>
               </w:rPr>
-              <w:t>January</w:t>
+              <w:t>March</w:t>
             </w:r>
             <w:r>
               <w:rPr>
@@ -1547,6 +1547,32 @@
                 <w:sz w:val="22"/>
                 <w:szCs w:val="22"/>
               </w:rPr>
+              <w:t xml:space="preserve">Macro </w:t>
+            </w:r>
+            <w:proofErr w:type="spellStart"/>
+            <w:r>
+              <w:rPr>
+                <w:rFonts w:ascii="Times New Roman" w:hAnsi="Times New Roman" w:cs="Times New Roman"/>
+                <w:sz w:val="22"/>
+                <w:szCs w:val="22"/>
+              </w:rPr>
+              <w:t>Labour</w:t>
+            </w:r>
+            <w:proofErr w:type="spellEnd"/>
+            <w:r>
+              <w:rPr>
+                <w:rFonts w:ascii="Times New Roman" w:hAnsi="Times New Roman" w:cs="Times New Roman"/>
+                <w:sz w:val="22"/>
+                <w:szCs w:val="22"/>
+              </w:rPr>
+              <w:t xml:space="preserve">, </w:t>
+            </w:r>
+            <w:r>
+              <w:rPr>
+                <w:rFonts w:ascii="Times New Roman" w:hAnsi="Times New Roman" w:cs="Times New Roman"/>
+                <w:sz w:val="22"/>
+                <w:szCs w:val="22"/>
+              </w:rPr>
               <w:t xml:space="preserve">Household Finance, </w:t>
             </w:r>
             <w:r>
@@ -1555,7 +1581,7 @@
                 <w:sz w:val="22"/>
                 <w:szCs w:val="22"/>
               </w:rPr>
-              <w:t>Macro Labour, Applied Microeconomics</w:t>
+              <w:t>Applied Microeconomics</w:t>
             </w:r>
           </w:p>
         </w:tc>
@@ -2774,78 +2800,7 @@
                 <w:szCs w:val="22"/>
                 <w:u w:val="none"/>
               </w:rPr>
-              <w:t xml:space="preserve"> 5. “</w:t>
-            </w:r>
-            <w:hyperlink r:id="rId15" w:history="1">
-              <w:r>
-                <w:rPr>
-                  <w:rStyle w:val="Hyperlink"/>
-                  <w:rFonts w:ascii="Times New Roman" w:hAnsi="Times New Roman" w:cs="Times New Roman"/>
-                  <w:color w:val="00B0F0"/>
-                  <w:sz w:val="22"/>
-                  <w:szCs w:val="22"/>
-                </w:rPr>
-                <w:t>Human Capital and the Business Cycle Effects on the Postgraduate Wage Premium</w:t>
-              </w:r>
-            </w:hyperlink>
-            <w:r>
-              <w:rPr>
-                <w:rFonts w:ascii="Times New Roman" w:hAnsi="Times New Roman" w:cs="Times New Roman"/>
-                <w:color w:val="00B0F0"/>
-                <w:sz w:val="22"/>
-                <w:szCs w:val="22"/>
-              </w:rPr>
-              <w:t>.</w:t>
-            </w:r>
-            <w:r>
-              <w:rPr>
-                <w:rStyle w:val="Internetlink"/>
-                <w:rFonts w:ascii="Times New Roman" w:hAnsi="Times New Roman" w:cs="Times New Roman"/>
-                <w:color w:val="000000" w:themeColor="text1"/>
-                <w:sz w:val="22"/>
-                <w:szCs w:val="22"/>
-                <w:u w:val="none"/>
-              </w:rPr>
-              <w:t xml:space="preserve">” </w:t>
-            </w:r>
-            <w:r>
-              <w:rPr>
-                <w:rStyle w:val="Internetlink"/>
-                <w:rFonts w:ascii="Times New Roman" w:hAnsi="Times New Roman" w:cs="Times New Roman"/>
-                <w:b/>
-                <w:bCs/>
-                <w:i/>
-                <w:iCs/>
-                <w:color w:val="000000" w:themeColor="text1"/>
-                <w:sz w:val="22"/>
-                <w:szCs w:val="22"/>
-                <w:u w:val="none"/>
-              </w:rPr>
-              <w:t>Review of Economic Dynamics</w:t>
-            </w:r>
-            <w:r>
-              <w:rPr>
-                <w:rStyle w:val="Internetlink"/>
-                <w:rFonts w:ascii="Times New Roman" w:hAnsi="Times New Roman" w:cs="Times New Roman"/>
-                <w:i/>
-                <w:iCs/>
-                <w:color w:val="000000" w:themeColor="text1"/>
-                <w:sz w:val="22"/>
-                <w:szCs w:val="22"/>
-                <w:u w:val="none"/>
-              </w:rPr>
-              <w:t>,</w:t>
-            </w:r>
-            <w:r>
-              <w:rPr>
-                <w:rStyle w:val="Internetlink"/>
-                <w:rFonts w:ascii="Times New Roman" w:hAnsi="Times New Roman" w:cs="Times New Roman"/>
-                <w:color w:val="000000" w:themeColor="text1"/>
-                <w:sz w:val="22"/>
-                <w:szCs w:val="22"/>
-                <w:u w:val="none"/>
-              </w:rPr>
-              <w:t xml:space="preserve"> Volume 48, 2023.</w:t>
+              <w:t xml:space="preserve"> </w:t>
             </w:r>
           </w:p>
         </w:tc>
@@ -2986,7 +2941,7 @@
               </w:rPr>
               <w:t>“</w:t>
             </w:r>
-            <w:hyperlink r:id="rId16" w:history="1">
+            <w:hyperlink r:id="rId15" w:history="1">
               <w:r>
                 <w:rPr>
                   <w:rStyle w:val="Hyperlink"/>
@@ -3094,7 +3049,7 @@
               </w:rPr>
               <w:t>“</w:t>
             </w:r>
-            <w:hyperlink r:id="rId17" w:history="1">
+            <w:hyperlink r:id="rId16" w:history="1">
               <w:r>
                 <w:rPr>
                   <w:rStyle w:val="Hyperlink"/>
@@ -3203,7 +3158,7 @@
               </w:rPr>
               <w:t>“</w:t>
             </w:r>
-            <w:hyperlink r:id="rId18" w:history="1">
+            <w:hyperlink r:id="rId17" w:history="1">
               <w:r>
                 <w:rPr>
                   <w:rStyle w:val="Hyperlink"/>
@@ -3332,7 +3287,7 @@
               </w:rPr>
               <w:t>“</w:t>
             </w:r>
-            <w:hyperlink r:id="rId19" w:history="1">
+            <w:hyperlink r:id="rId18" w:history="1">
               <w:r>
                 <w:rPr>
                   <w:rStyle w:val="Hyperlink"/>
@@ -4742,7 +4697,6 @@
                 <w:szCs w:val="22"/>
                 <w:u w:val="single"/>
               </w:rPr>
-              <w:lastRenderedPageBreak/>
               <w:t>Journal Referee</w:t>
             </w:r>
             <w:r>

--- a/cv/RanCV.docx
+++ b/cv/RanCV.docx
@@ -1820,6 +1820,7 @@
           <w:p>
             <w:pPr>
               <w:tabs>
+                <w:tab w:val="left" w:pos="265"/>
                 <w:tab w:val="left" w:pos="560"/>
                 <w:tab w:val="left" w:pos="1120"/>
                 <w:tab w:val="left" w:pos="1680"/>
@@ -2527,6 +2528,7 @@
               <w:pStyle w:val="Standard"/>
               <w:snapToGrid w:val="0"/>
               <w:spacing w:after="120"/>
+              <w:ind w:left="-101"/>
               <w:rPr>
                 <w:rFonts w:ascii="Times New Roman" w:hAnsi="Times New Roman" w:cs="Times New Roman"/>
                 <w:sz w:val="22"/>
@@ -2722,31 +2724,30 @@
           <w:p>
             <w:pPr>
               <w:pStyle w:val="Standard"/>
+              <w:numPr>
+                <w:ilvl w:val="0"/>
+                <w:numId w:val="12"/>
+              </w:numPr>
+              <w:tabs>
+                <w:tab w:val="left" w:pos="265"/>
+              </w:tabs>
               <w:snapToGrid w:val="0"/>
               <w:spacing w:after="120"/>
-              <w:ind w:left="138" w:hanging="7"/>
-              <w:rPr>
-                <w:rFonts w:ascii="Times New Roman" w:hAnsi="Times New Roman" w:cs="Times New Roman"/>
-                <w:sz w:val="22"/>
-                <w:szCs w:val="22"/>
-                <w:lang w:val="en-GB"/>
-              </w:rPr>
-            </w:pPr>
-            <w:r>
-              <w:rPr>
-                <w:rFonts w:ascii="Times New Roman" w:hAnsi="Times New Roman" w:cs="Times New Roman"/>
-                <w:sz w:val="22"/>
-                <w:szCs w:val="22"/>
-              </w:rPr>
-              <w:t>1</w:t>
-            </w:r>
+              <w:ind w:left="0" w:firstLine="0"/>
+              <w:rPr>
+                <w:rFonts w:ascii="Times New Roman" w:hAnsi="Times New Roman" w:cs="Times New Roman" w:hint="eastAsia"/>
+                <w:color w:val="000000" w:themeColor="text1"/>
+                <w:sz w:val="22"/>
+                <w:szCs w:val="22"/>
+              </w:rPr>
+            </w:pPr>
             <w:r>
               <w:rPr>
                 <w:rFonts w:ascii="Times New Roman" w:hAnsi="Times New Roman" w:cs="Times New Roman" w:hint="cs"/>
                 <w:sz w:val="22"/>
                 <w:szCs w:val="22"/>
               </w:rPr>
-              <w:t>. “</w:t>
+              <w:t>“</w:t>
             </w:r>
             <w:r>
               <w:rPr>
@@ -2924,9 +2925,12 @@
                 <w:ilvl w:val="0"/>
                 <w:numId w:val="3"/>
               </w:numPr>
+              <w:tabs>
+                <w:tab w:val="left" w:pos="182"/>
+              </w:tabs>
               <w:snapToGrid w:val="0"/>
               <w:spacing w:after="120"/>
-              <w:ind w:left="284" w:hanging="284"/>
+              <w:ind w:left="-101" w:firstLine="0"/>
               <w:rPr>
                 <w:rFonts w:ascii="Times New Roman" w:hAnsi="Times New Roman" w:cs="Times New Roman"/>
                 <w:sz w:val="22"/>
@@ -3032,9 +3036,12 @@
                 <w:ilvl w:val="0"/>
                 <w:numId w:val="3"/>
               </w:numPr>
+              <w:tabs>
+                <w:tab w:val="left" w:pos="182"/>
+              </w:tabs>
               <w:snapToGrid w:val="0"/>
               <w:spacing w:after="120"/>
-              <w:ind w:left="284" w:hanging="284"/>
+              <w:ind w:left="-101" w:firstLine="0"/>
               <w:rPr>
                 <w:rFonts w:ascii="Times New Roman" w:hAnsi="Times New Roman" w:cs="Times New Roman"/>
                 <w:sz w:val="22"/>
@@ -3141,9 +3148,12 @@
                 <w:ilvl w:val="0"/>
                 <w:numId w:val="3"/>
               </w:numPr>
+              <w:tabs>
+                <w:tab w:val="left" w:pos="182"/>
+              </w:tabs>
               <w:snapToGrid w:val="0"/>
               <w:spacing w:after="120"/>
-              <w:ind w:left="284" w:hanging="284"/>
+              <w:ind w:left="-101" w:firstLine="0"/>
               <w:rPr>
                 <w:rFonts w:ascii="Times New Roman" w:hAnsi="Times New Roman" w:cs="Times New Roman"/>
                 <w:sz w:val="22"/>
@@ -3270,9 +3280,12 @@
                 <w:ilvl w:val="0"/>
                 <w:numId w:val="3"/>
               </w:numPr>
+              <w:tabs>
+                <w:tab w:val="left" w:pos="182"/>
+              </w:tabs>
               <w:snapToGrid w:val="0"/>
               <w:spacing w:after="120"/>
-              <w:ind w:left="284" w:hanging="284"/>
+              <w:ind w:left="-101" w:firstLine="0"/>
               <w:rPr>
                 <w:rFonts w:ascii="Times New Roman" w:hAnsi="Times New Roman" w:cs="Times New Roman"/>
                 <w:sz w:val="22"/>
@@ -7308,6 +7321,96 @@
     </w:lvl>
   </w:abstractNum>
   <w:abstractNum w:abstractNumId="5" w15:restartNumberingAfterBreak="0">
+    <w:nsid w:val="443E3BA5"/>
+    <w:multiLevelType w:val="hybridMultilevel"/>
+    <w:tmpl w:val="E42AB7DA"/>
+    <w:lvl w:ilvl="0" w:tplc="003C5CEA">
+      <w:start w:val="1"/>
+      <w:numFmt w:val="decimal"/>
+      <w:lvlText w:val="%1."/>
+      <w:lvlJc w:val="left"/>
+      <w:pPr>
+        <w:ind w:left="491" w:hanging="360"/>
+      </w:pPr>
+      <w:rPr>
+        <w:rFonts w:hint="default"/>
+        <w:color w:val="auto"/>
+      </w:rPr>
+    </w:lvl>
+    <w:lvl w:ilvl="1" w:tplc="08090019" w:tentative="1">
+      <w:start w:val="1"/>
+      <w:numFmt w:val="lowerLetter"/>
+      <w:lvlText w:val="%2."/>
+      <w:lvlJc w:val="left"/>
+      <w:pPr>
+        <w:ind w:left="1211" w:hanging="360"/>
+      </w:pPr>
+    </w:lvl>
+    <w:lvl w:ilvl="2" w:tplc="0809001B" w:tentative="1">
+      <w:start w:val="1"/>
+      <w:numFmt w:val="lowerRoman"/>
+      <w:lvlText w:val="%3."/>
+      <w:lvlJc w:val="right"/>
+      <w:pPr>
+        <w:ind w:left="1931" w:hanging="180"/>
+      </w:pPr>
+    </w:lvl>
+    <w:lvl w:ilvl="3" w:tplc="0809000F" w:tentative="1">
+      <w:start w:val="1"/>
+      <w:numFmt w:val="decimal"/>
+      <w:lvlText w:val="%4."/>
+      <w:lvlJc w:val="left"/>
+      <w:pPr>
+        <w:ind w:left="2651" w:hanging="360"/>
+      </w:pPr>
+    </w:lvl>
+    <w:lvl w:ilvl="4" w:tplc="08090019" w:tentative="1">
+      <w:start w:val="1"/>
+      <w:numFmt w:val="lowerLetter"/>
+      <w:lvlText w:val="%5."/>
+      <w:lvlJc w:val="left"/>
+      <w:pPr>
+        <w:ind w:left="3371" w:hanging="360"/>
+      </w:pPr>
+    </w:lvl>
+    <w:lvl w:ilvl="5" w:tplc="0809001B" w:tentative="1">
+      <w:start w:val="1"/>
+      <w:numFmt w:val="lowerRoman"/>
+      <w:lvlText w:val="%6."/>
+      <w:lvlJc w:val="right"/>
+      <w:pPr>
+        <w:ind w:left="4091" w:hanging="180"/>
+      </w:pPr>
+    </w:lvl>
+    <w:lvl w:ilvl="6" w:tplc="0809000F" w:tentative="1">
+      <w:start w:val="1"/>
+      <w:numFmt w:val="decimal"/>
+      <w:lvlText w:val="%7."/>
+      <w:lvlJc w:val="left"/>
+      <w:pPr>
+        <w:ind w:left="4811" w:hanging="360"/>
+      </w:pPr>
+    </w:lvl>
+    <w:lvl w:ilvl="7" w:tplc="08090019" w:tentative="1">
+      <w:start w:val="1"/>
+      <w:numFmt w:val="lowerLetter"/>
+      <w:lvlText w:val="%8."/>
+      <w:lvlJc w:val="left"/>
+      <w:pPr>
+        <w:ind w:left="5531" w:hanging="360"/>
+      </w:pPr>
+    </w:lvl>
+    <w:lvl w:ilvl="8" w:tplc="0809001B" w:tentative="1">
+      <w:start w:val="1"/>
+      <w:numFmt w:val="lowerRoman"/>
+      <w:lvlText w:val="%9."/>
+      <w:lvlJc w:val="right"/>
+      <w:pPr>
+        <w:ind w:left="6251" w:hanging="180"/>
+      </w:pPr>
+    </w:lvl>
+  </w:abstractNum>
+  <w:abstractNum w:abstractNumId="6" w15:restartNumberingAfterBreak="0">
     <w:nsid w:val="46597AE3"/>
     <w:multiLevelType w:val="hybridMultilevel"/>
     <w:tmpl w:val="523ACE32"/>
@@ -7393,7 +7496,7 @@
       </w:pPr>
     </w:lvl>
   </w:abstractNum>
-  <w:abstractNum w:abstractNumId="6" w15:restartNumberingAfterBreak="0">
+  <w:abstractNum w:abstractNumId="7" w15:restartNumberingAfterBreak="0">
     <w:nsid w:val="51712968"/>
     <w:multiLevelType w:val="multilevel"/>
     <w:tmpl w:val="87F0A52C"/>
@@ -7489,7 +7592,7 @@
       </w:pPr>
     </w:lvl>
   </w:abstractNum>
-  <w:abstractNum w:abstractNumId="7" w15:restartNumberingAfterBreak="0">
+  <w:abstractNum w:abstractNumId="8" w15:restartNumberingAfterBreak="0">
     <w:nsid w:val="594E5E69"/>
     <w:multiLevelType w:val="hybridMultilevel"/>
     <w:tmpl w:val="4FF4B9C0"/>
@@ -7575,7 +7678,7 @@
       </w:pPr>
     </w:lvl>
   </w:abstractNum>
-  <w:abstractNum w:abstractNumId="8" w15:restartNumberingAfterBreak="0">
+  <w:abstractNum w:abstractNumId="9" w15:restartNumberingAfterBreak="0">
     <w:nsid w:val="64B13462"/>
     <w:multiLevelType w:val="hybridMultilevel"/>
     <w:tmpl w:val="B0FAEFB8"/>
@@ -7661,7 +7764,7 @@
       </w:pPr>
     </w:lvl>
   </w:abstractNum>
-  <w:abstractNum w:abstractNumId="9" w15:restartNumberingAfterBreak="0">
+  <w:abstractNum w:abstractNumId="10" w15:restartNumberingAfterBreak="0">
     <w:nsid w:val="7966058D"/>
     <w:multiLevelType w:val="hybridMultilevel"/>
     <w:tmpl w:val="D8CCB640"/>
@@ -7747,7 +7850,7 @@
       </w:pPr>
     </w:lvl>
   </w:abstractNum>
-  <w:abstractNum w:abstractNumId="10" w15:restartNumberingAfterBreak="0">
+  <w:abstractNum w:abstractNumId="11" w15:restartNumberingAfterBreak="0">
     <w:nsid w:val="7E71082D"/>
     <w:multiLevelType w:val="hybridMultilevel"/>
     <w:tmpl w:val="8D5C8260"/>
@@ -7839,28 +7942,28 @@
     </w:lvl>
   </w:abstractNum>
   <w:num w:numId="1" w16cid:durableId="1497920512">
-    <w:abstractNumId w:val="6"/>
+    <w:abstractNumId w:val="7"/>
   </w:num>
   <w:num w:numId="2" w16cid:durableId="89208049">
-    <w:abstractNumId w:val="8"/>
+    <w:abstractNumId w:val="9"/>
   </w:num>
   <w:num w:numId="3" w16cid:durableId="1962497054">
     <w:abstractNumId w:val="2"/>
   </w:num>
   <w:num w:numId="4" w16cid:durableId="323167482">
-    <w:abstractNumId w:val="9"/>
+    <w:abstractNumId w:val="10"/>
   </w:num>
   <w:num w:numId="5" w16cid:durableId="1066876291">
     <w:abstractNumId w:val="3"/>
   </w:num>
   <w:num w:numId="6" w16cid:durableId="600064762">
-    <w:abstractNumId w:val="7"/>
+    <w:abstractNumId w:val="8"/>
   </w:num>
   <w:num w:numId="7" w16cid:durableId="658849695">
-    <w:abstractNumId w:val="5"/>
+    <w:abstractNumId w:val="6"/>
   </w:num>
   <w:num w:numId="8" w16cid:durableId="1177888556">
-    <w:abstractNumId w:val="10"/>
+    <w:abstractNumId w:val="11"/>
   </w:num>
   <w:num w:numId="9" w16cid:durableId="1111168098">
     <w:abstractNumId w:val="1"/>
@@ -7870,6 +7973,9 @@
   </w:num>
   <w:num w:numId="11" w16cid:durableId="2080905290">
     <w:abstractNumId w:val="0"/>
+  </w:num>
+  <w:num w:numId="12" w16cid:durableId="245268418">
+    <w:abstractNumId w:val="5"/>
   </w:num>
 </w:numbering>
 </file>

--- a/cv/RanCV.docx
+++ b/cv/RanCV.docx
@@ -1448,31 +1448,7 @@
                   <w:szCs w:val="22"/>
                   <w:u w:val="none"/>
                 </w:rPr>
-                <w:t xml:space="preserve">Does the ‘right to request’ flexible work policy influence men’s and women’s uptake of flexible </w:t>
-              </w:r>
-              <w:r>
-                <w:rPr>
-                  <w:rStyle w:val="Hyperlink"/>
-                  <w:rFonts w:ascii="Cambria" w:hAnsi="Cambria"/>
-                  <w:iCs/>
-                  <w:color w:val="00B0F0"/>
-                  <w:sz w:val="22"/>
-                  <w:szCs w:val="22"/>
-                  <w:u w:val="none"/>
-                </w:rPr>
-                <w:t>w</w:t>
-              </w:r>
-              <w:r>
-                <w:rPr>
-                  <w:rStyle w:val="Hyperlink"/>
-                  <w:rFonts w:ascii="Cambria" w:hAnsi="Cambria"/>
-                  <w:iCs/>
-                  <w:color w:val="00B0F0"/>
-                  <w:sz w:val="22"/>
-                  <w:szCs w:val="22"/>
-                  <w:u w:val="none"/>
-                </w:rPr>
-                <w:t>orking and well-being —</w:t>
+                <w:t>Does the ‘right to request’ flexible work policy influence men’s and women’s uptake of flexible working and well-being —</w:t>
               </w:r>
               <w:r>
                 <w:rPr>
@@ -3076,7 +3052,15 @@
                 <w:sz w:val="22"/>
                 <w:szCs w:val="22"/>
               </w:rPr>
-              <w:t>20</w:t>
+              <w:t>2</w:t>
+            </w:r>
+            <w:r>
+              <w:rPr>
+                <w:rFonts w:ascii="Cambria" w:hAnsi="Cambria" w:cs="Times New Roman"/>
+                <w:sz w:val="22"/>
+                <w:szCs w:val="22"/>
+              </w:rPr>
+              <w:t>1</w:t>
             </w:r>
           </w:p>
         </w:tc>
@@ -3107,7 +3091,16 @@
                 <w:sz w:val="22"/>
                 <w:szCs w:val="22"/>
               </w:rPr>
-              <w:t>Keynes Fund (16,158 GBP)</w:t>
+              <w:t>BA/Leverhulme Small Research Grant (9,310 GBP</w:t>
+            </w:r>
+            <w:r>
+              <w:rPr>
+                <w:rFonts w:ascii="Cambria" w:hAnsi="Cambria" w:cs="Times New Roman"/>
+                <w:color w:val="000000"/>
+                <w:sz w:val="22"/>
+                <w:szCs w:val="22"/>
+              </w:rPr>
+              <w:t>)</w:t>
             </w:r>
           </w:p>
         </w:tc>
@@ -3196,16 +3189,7 @@
                 <w:sz w:val="22"/>
                 <w:szCs w:val="22"/>
               </w:rPr>
-              <w:t>BA/Leverhulme Small Research Grant (9,310 GBP</w:t>
-            </w:r>
-            <w:r>
-              <w:rPr>
-                <w:rFonts w:ascii="Cambria" w:hAnsi="Cambria" w:cs="Times New Roman"/>
-                <w:color w:val="000000"/>
-                <w:sz w:val="22"/>
-                <w:szCs w:val="22"/>
-              </w:rPr>
-              <w:t>)</w:t>
+              <w:t>Keynes Fund (16,158 GBP)</w:t>
             </w:r>
           </w:p>
         </w:tc>
@@ -4425,7 +4409,7 @@
               <w:pStyle w:val="Standard"/>
               <w:snapToGrid w:val="0"/>
               <w:rPr>
-                <w:rFonts w:ascii="Cambria" w:hAnsi="Cambria" w:cs="Times New Roman" w:hint="eastAsia"/>
+                <w:rFonts w:ascii="Cambria" w:hAnsi="Cambria" w:cs="Times New Roman"/>
                 <w:b/>
                 <w:sz w:val="22"/>
                 <w:szCs w:val="22"/>
@@ -5112,7 +5096,7 @@
             <w:pPr>
               <w:pStyle w:val="Standard"/>
               <w:rPr>
-                <w:rFonts w:ascii="Cambria" w:hAnsi="Cambria" w:cs="Times New Roman" w:hint="eastAsia"/>
+                <w:rFonts w:ascii="Cambria" w:hAnsi="Cambria" w:cs="Times New Roman"/>
                 <w:sz w:val="22"/>
                 <w:szCs w:val="22"/>
               </w:rPr>

--- a/cv/RanCV.docx
+++ b/cv/RanCV.docx
@@ -1432,12 +1432,96 @@
             <w:r>
               <w:rPr>
                 <w:rFonts w:ascii="Cambria" w:hAnsi="Cambria"/>
+                <w:color w:val="000000" w:themeColor="text1"/>
                 <w:sz w:val="22"/>
                 <w:szCs w:val="22"/>
               </w:rPr>
               <w:t>“</w:t>
             </w:r>
             <w:hyperlink r:id="rId10" w:history="1">
+              <w:r>
+                <w:rPr>
+                  <w:rStyle w:val="Hyperlink"/>
+                  <w:rFonts w:ascii="Cambria" w:hAnsi="Cambria"/>
+                  <w:color w:val="00B0F0"/>
+                  <w:sz w:val="22"/>
+                  <w:szCs w:val="22"/>
+                  <w:u w:val="none"/>
+                </w:rPr>
+                <w:t>Durables and Lemons: Private Information and the Market for Cars</w:t>
+              </w:r>
+            </w:hyperlink>
+            <w:r>
+              <w:rPr>
+                <w:rFonts w:ascii="Cambria" w:hAnsi="Cambria"/>
+                <w:color w:val="000000" w:themeColor="text1"/>
+                <w:sz w:val="22"/>
+                <w:szCs w:val="22"/>
+              </w:rPr>
+              <w:t xml:space="preserve">” (with Richard Blundell, Soren Leth-Petersen, Hamish Low, and Costas Meghir). </w:t>
+            </w:r>
+            <w:r>
+              <w:rPr>
+                <w:rFonts w:ascii="Cambria" w:hAnsi="Cambria"/>
+                <w:b/>
+                <w:bCs/>
+                <w:color w:val="000000" w:themeColor="text1"/>
+                <w:sz w:val="22"/>
+                <w:szCs w:val="22"/>
+              </w:rPr>
+              <w:t>Quantitative Economics</w:t>
+            </w:r>
+            <w:r>
+              <w:rPr>
+                <w:rFonts w:ascii="Cambria" w:hAnsi="Cambria"/>
+                <w:color w:val="000000" w:themeColor="text1"/>
+                <w:sz w:val="22"/>
+                <w:szCs w:val="22"/>
+              </w:rPr>
+              <w:t>, 2026.</w:t>
+            </w:r>
+          </w:p>
+          <w:p>
+            <w:pPr>
+              <w:pStyle w:val="ListParagraph"/>
+              <w:numPr>
+                <w:ilvl w:val="0"/>
+                <w:numId w:val="13"/>
+              </w:numPr>
+              <w:tabs>
+                <w:tab w:val="left" w:pos="265"/>
+                <w:tab w:val="left" w:pos="560"/>
+                <w:tab w:val="left" w:pos="1120"/>
+                <w:tab w:val="left" w:pos="1680"/>
+                <w:tab w:val="left" w:pos="2240"/>
+                <w:tab w:val="left" w:pos="2800"/>
+                <w:tab w:val="left" w:pos="3360"/>
+                <w:tab w:val="left" w:pos="3920"/>
+                <w:tab w:val="left" w:pos="4480"/>
+                <w:tab w:val="left" w:pos="5040"/>
+                <w:tab w:val="left" w:pos="5600"/>
+                <w:tab w:val="left" w:pos="6160"/>
+                <w:tab w:val="left" w:pos="6720"/>
+              </w:tabs>
+              <w:autoSpaceDE w:val="0"/>
+              <w:adjustRightInd w:val="0"/>
+              <w:ind w:left="0" w:firstLine="0"/>
+              <w:rPr>
+                <w:rFonts w:ascii="Cambria" w:hAnsi="Cambria"/>
+                <w:color w:val="000000" w:themeColor="text1"/>
+                <w:sz w:val="22"/>
+                <w:szCs w:val="22"/>
+              </w:rPr>
+            </w:pPr>
+            <w:r>
+              <w:rPr>
+                <w:rFonts w:ascii="Cambria" w:hAnsi="Cambria"/>
+                <w:sz w:val="22"/>
+                <w:szCs w:val="22"/>
+              </w:rPr>
+              <w:t>“</w:t>
+            </w:r>
+            <w:hyperlink r:id="rId11" w:history="1">
               <w:r>
                 <w:rPr>
                   <w:rStyle w:val="Hyperlink"/>
@@ -1545,41 +1629,17 @@
                 <w:sz w:val="22"/>
                 <w:szCs w:val="22"/>
               </w:rPr>
-              <w:t>, 2025.</w:t>
-            </w:r>
-          </w:p>
-          <w:p>
-            <w:pPr>
-              <w:pStyle w:val="ListParagraph"/>
-              <w:numPr>
-                <w:ilvl w:val="0"/>
-                <w:numId w:val="13"/>
-              </w:numPr>
-              <w:tabs>
-                <w:tab w:val="left" w:pos="265"/>
-                <w:tab w:val="left" w:pos="560"/>
-                <w:tab w:val="left" w:pos="1120"/>
-                <w:tab w:val="left" w:pos="1680"/>
-                <w:tab w:val="left" w:pos="2240"/>
-                <w:tab w:val="left" w:pos="2800"/>
-                <w:tab w:val="left" w:pos="3360"/>
-                <w:tab w:val="left" w:pos="3920"/>
-                <w:tab w:val="left" w:pos="4480"/>
-                <w:tab w:val="left" w:pos="5040"/>
-                <w:tab w:val="left" w:pos="5600"/>
-                <w:tab w:val="left" w:pos="6160"/>
-                <w:tab w:val="left" w:pos="6720"/>
-              </w:tabs>
-              <w:autoSpaceDE w:val="0"/>
-              <w:adjustRightInd w:val="0"/>
-              <w:ind w:left="0" w:firstLine="0"/>
+              <w:t>, 202</w:t>
+            </w:r>
+            <w:r>
               <w:rPr>
                 <w:rFonts w:ascii="Cambria" w:hAnsi="Cambria"/>
                 <w:color w:val="000000" w:themeColor="text1"/>
                 <w:sz w:val="22"/>
                 <w:szCs w:val="22"/>
               </w:rPr>
-            </w:pPr>
+              <w:t>6</w:t>
+            </w:r>
             <w:r>
               <w:rPr>
                 <w:rFonts w:ascii="Cambria" w:hAnsi="Cambria"/>
@@ -1587,49 +1647,7 @@
                 <w:sz w:val="22"/>
                 <w:szCs w:val="22"/>
               </w:rPr>
-              <w:t>“</w:t>
-            </w:r>
-            <w:hyperlink r:id="rId11" w:history="1">
-              <w:r>
-                <w:rPr>
-                  <w:rStyle w:val="Hyperlink"/>
-                  <w:rFonts w:ascii="Cambria" w:hAnsi="Cambria"/>
-                  <w:color w:val="00B0F0"/>
-                  <w:sz w:val="22"/>
-                  <w:szCs w:val="22"/>
-                  <w:u w:val="none"/>
-                </w:rPr>
-                <w:t>Durables and Lemons: Private Information and the Market for Cars</w:t>
-              </w:r>
-            </w:hyperlink>
-            <w:r>
-              <w:rPr>
-                <w:rFonts w:ascii="Cambria" w:hAnsi="Cambria"/>
-                <w:color w:val="000000" w:themeColor="text1"/>
-                <w:sz w:val="22"/>
-                <w:szCs w:val="22"/>
-              </w:rPr>
-              <w:t xml:space="preserve">” (with Richard Blundell, Soren Leth-Petersen, Hamish Low, and Costas Meghir). </w:t>
-            </w:r>
-            <w:r>
-              <w:rPr>
-                <w:rFonts w:ascii="Cambria" w:hAnsi="Cambria"/>
-                <w:b/>
-                <w:bCs/>
-                <w:color w:val="000000" w:themeColor="text1"/>
-                <w:sz w:val="22"/>
-                <w:szCs w:val="22"/>
-              </w:rPr>
-              <w:t>Quantitative Economics</w:t>
-            </w:r>
-            <w:r>
-              <w:rPr>
-                <w:rFonts w:ascii="Cambria" w:hAnsi="Cambria"/>
-                <w:color w:val="000000" w:themeColor="text1"/>
-                <w:sz w:val="22"/>
-                <w:szCs w:val="22"/>
-              </w:rPr>
-              <w:t>, 2026.</w:t>
+              <w:t>.</w:t>
             </w:r>
           </w:p>
           <w:p>
